--- a/docassemble/LSLettersEmails/data/templates/Letterhead-client-postalmethods-reversed.docx
+++ b/docassemble/LSLettersEmails/data/templates/Letterhead-client-postalmethods-reversed.docx
@@ -1,6 +1,6 @@
 
 <file path=word/document.xml><?xml version="1.0" encoding="utf-8"?>
-<w:document xmlns:wpc="http://schemas.microsoft.com/office/word/2010/wordprocessingCanvas" xmlns:cx="http://schemas.microsoft.com/office/drawing/2014/chartex" xmlns:cx1="http://schemas.microsoft.com/office/drawing/2015/9/8/chartex" xmlns:cx2="http://schemas.microsoft.com/office/drawing/2015/10/21/chartex" xmlns:cx3="http://schemas.microsoft.com/office/drawing/2016/5/9/chartex" xmlns:cx4="http://schemas.microsoft.com/office/drawing/2016/5/10/chartex" xmlns:cx5="http://schemas.microsoft.com/office/drawing/2016/5/11/chartex" xmlns:cx6="http://schemas.microsoft.com/office/drawing/2016/5/12/chartex" xmlns:cx7="http://schemas.microsoft.com/office/drawing/2016/5/13/chartex" xmlns:cx8="http://schemas.microsoft.com/office/drawing/2016/5/14/chartex" xmlns:mc="http://schemas.openxmlformats.org/markup-compatibility/2006" xmlns:aink="http://schemas.microsoft.com/office/drawing/2016/ink" xmlns:am3d="http://schemas.microsoft.com/office/drawing/2017/model3d" xmlns:o="urn:schemas-microsoft-com:office:office" xmlns:oel="http://schemas.microsoft.com/office/2019/extlst" xmlns:r="http://schemas.openxmlformats.org/officeDocument/2006/relationships" xmlns:m="http://schemas.openxmlformats.org/officeDocument/2006/math" xmlns:v="urn:schemas-microsoft-com:vml" xmlns:wp14="http://schemas.microsoft.com/office/word/2010/wordprocessingDrawing" xmlns:wp="http://schemas.openxmlformats.org/drawingml/2006/wordprocessingDrawing" xmlns:w10="urn:schemas-microsoft-com:office:word" xmlns:w="http://schemas.openxmlformats.org/wordprocessingml/2006/main" xmlns:w14="http://schemas.microsoft.com/office/word/2010/wordml" xmlns:w15="http://schemas.microsoft.com/office/word/2012/wordml" xmlns:w16cex="http://schemas.microsoft.com/office/word/2018/wordml/cex" xmlns:w16cid="http://schemas.microsoft.com/office/word/2016/wordml/cid" xmlns:w16="http://schemas.microsoft.com/office/word/2018/wordml" xmlns:w16sdtdh="http://schemas.microsoft.com/office/word/2020/wordml/sdtdatahash" xmlns:w16se="http://schemas.microsoft.com/office/word/2015/wordml/symex" xmlns:wpg="http://schemas.microsoft.com/office/word/2010/wordprocessingGroup" xmlns:wpi="http://schemas.microsoft.com/office/word/2010/wordprocessingInk" xmlns:wne="http://schemas.microsoft.com/office/word/2006/wordml" xmlns:wps="http://schemas.microsoft.com/office/word/2010/wordprocessingShape" mc:Ignorable="w14 w15 w16se w16cid w16 w16cex w16sdtdh wp14">
+<w:document xmlns:wpc="http://schemas.microsoft.com/office/word/2010/wordprocessingCanvas" xmlns:cx="http://schemas.microsoft.com/office/drawing/2014/chartex" xmlns:cx1="http://schemas.microsoft.com/office/drawing/2015/9/8/chartex" xmlns:cx2="http://schemas.microsoft.com/office/drawing/2015/10/21/chartex" xmlns:cx3="http://schemas.microsoft.com/office/drawing/2016/5/9/chartex" xmlns:cx4="http://schemas.microsoft.com/office/drawing/2016/5/10/chartex" xmlns:cx5="http://schemas.microsoft.com/office/drawing/2016/5/11/chartex" xmlns:cx6="http://schemas.microsoft.com/office/drawing/2016/5/12/chartex" xmlns:cx7="http://schemas.microsoft.com/office/drawing/2016/5/13/chartex" xmlns:cx8="http://schemas.microsoft.com/office/drawing/2016/5/14/chartex" xmlns:mc="http://schemas.openxmlformats.org/markup-compatibility/2006" xmlns:aink="http://schemas.microsoft.com/office/drawing/2016/ink" xmlns:am3d="http://schemas.microsoft.com/office/drawing/2017/model3d" xmlns:o="urn:schemas-microsoft-com:office:office" xmlns:oel="http://schemas.microsoft.com/office/2019/extlst" xmlns:r="http://schemas.openxmlformats.org/officeDocument/2006/relationships" xmlns:m="http://schemas.openxmlformats.org/officeDocument/2006/math" xmlns:v="urn:schemas-microsoft-com:vml" xmlns:wp14="http://schemas.microsoft.com/office/word/2010/wordprocessingDrawing" xmlns:wp="http://schemas.openxmlformats.org/drawingml/2006/wordprocessingDrawing" xmlns:w10="urn:schemas-microsoft-com:office:word" xmlns:w="http://schemas.openxmlformats.org/wordprocessingml/2006/main" xmlns:w14="http://schemas.microsoft.com/office/word/2010/wordml" xmlns:w15="http://schemas.microsoft.com/office/word/2012/wordml" xmlns:w16cex="http://schemas.microsoft.com/office/word/2018/wordml/cex" xmlns:w16cid="http://schemas.microsoft.com/office/word/2016/wordml/cid" xmlns:w16="http://schemas.microsoft.com/office/word/2018/wordml" xmlns:w16du="http://schemas.microsoft.com/office/word/2023/wordml/word16du" xmlns:w16sdtdh="http://schemas.microsoft.com/office/word/2020/wordml/sdtdatahash" xmlns:w16sdtfl="http://schemas.microsoft.com/office/word/2024/wordml/sdtformatlock" xmlns:w16se="http://schemas.microsoft.com/office/word/2015/wordml/symex" xmlns:wpg="http://schemas.microsoft.com/office/word/2010/wordprocessingGroup" xmlns:wpi="http://schemas.microsoft.com/office/word/2010/wordprocessingInk" xmlns:wne="http://schemas.microsoft.com/office/word/2006/wordml" xmlns:wps="http://schemas.microsoft.com/office/word/2010/wordprocessingShape" mc:Ignorable="w14 w15 w16se w16cid w16 w16cex w16sdtdh w16sdtfl w16du wp14">
   <w:body>
     <w:p>
       <w:pPr>
@@ -172,7 +172,7 @@
                                     <pic:cNvPicPr/>
                                   </pic:nvPicPr>
                                   <pic:blipFill>
-                                    <a:blip r:embed="rId6">
+                                    <a:blip r:embed="rId7">
                                       <a:extLst>
                                         <a:ext uri="{28A0092B-C50C-407E-A947-70E740481C1C}">
                                           <a14:useLocalDpi xmlns:a14="http://schemas.microsoft.com/office/drawing/2010/main" val="0"/>
@@ -821,7 +821,7 @@
                                 <w:ind w:left="720" w:firstLine="720"/>
                               </w:pPr>
                               <w:r>
-                                <w:t>1111 Bagby, Suite FLB 300</w:t>
+                                <w:t>1000 Louisiana St, Suite 3600</w:t>
                               </w:r>
                             </w:p>
                             <w:p>
@@ -863,10 +863,14 @@
           </mc:Choice>
           <mc:Fallback>
             <w:pict>
-              <v:group id="Group 12" o:spid="_x0000_s1028" style="position:absolute;margin-left:27.35pt;margin-top:12.25pt;width:324pt;height:80.65pt;z-index:-251658240;mso-position-horizontal-relative:page;mso-position-vertical-relative:page" coordorigin="547,245" coordsize="6480,1613" o:gfxdata="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">
+              <v:group w14:anchorId="23A7C61C" id="Group 12" o:spid="_x0000_s1028" style="position:absolute;margin-left:27.35pt;margin-top:12.25pt;width:324pt;height:80.65pt;z-index:-251658240;mso-position-horizontal-relative:page;mso-position-vertical-relative:page" coordorigin="547,245" coordsize="6480,1613" o:gfxdata="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">
                 <v:rect id="Rectangle 7" o:spid="_x0000_s1029" style="position:absolute;left:547;top:245;width:6480;height:1613;visibility:visible;mso-wrap-style:square;v-text-anchor:top" o:gfxdata="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" stroked="f" strokecolor="#dbe5f1" strokeweight=".5pt">
                   <v:shadow color="#868686"/>
                 </v:rect>
+                <v:shapetype id="_x0000_t202" coordsize="21600,21600" o:spt="202" path="m,l,21600r21600,l21600,xe">
+                  <v:stroke joinstyle="miter"/>
+                  <v:path gradientshapeok="t" o:connecttype="rect"/>
+                </v:shapetype>
                 <v:shape id="Text Box 9" o:spid="_x0000_s1030" type="#_x0000_t202" style="position:absolute;left:720;top:720;width:4680;height:1138;visibility:visible;mso-wrap-style:square;v-text-anchor:top" o:gfxdata="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" stroked="f" strokecolor="#f2f2f2" strokeweight=".5pt">
                   <v:shadow color="#868686"/>
                   <v:textbox inset=".72pt,.72pt,.72pt,.72pt">
@@ -888,15 +892,7 @@
                           <w:ind w:left="720" w:firstLine="720"/>
                         </w:pPr>
                         <w:r>
-                          <w:t xml:space="preserve">1111 </w:t>
-                        </w:r>
-                        <w:proofErr w:type="spellStart"/>
-                        <w:r>
-                          <w:t>Bagby</w:t>
-                        </w:r>
-                        <w:proofErr w:type="spellEnd"/>
-                        <w:r>
-                          <w:t>, Suite FLB 300</w:t>
+                          <w:t>1000 Louisiana St, Suite 3600</w:t>
                         </w:r>
                       </w:p>
                       <w:p>
@@ -1327,12 +1323,12 @@
       </w:pPr>
     </w:p>
     <w:sectPr>
-      <w:headerReference w:type="even" r:id="rId7"/>
-      <w:headerReference w:type="default" r:id="rId8"/>
-      <w:footerReference w:type="even" r:id="rId9"/>
-      <w:footerReference w:type="default" r:id="rId10"/>
-      <w:headerReference w:type="first" r:id="rId11"/>
-      <w:footerReference w:type="first" r:id="rId12"/>
+      <w:headerReference w:type="even" r:id="rId8"/>
+      <w:headerReference w:type="default" r:id="rId9"/>
+      <w:footerReference w:type="even" r:id="rId10"/>
+      <w:footerReference w:type="default" r:id="rId11"/>
+      <w:headerReference w:type="first" r:id="rId12"/>
+      <w:footerReference w:type="first" r:id="rId13"/>
       <w:pgSz w:w="12240" w:h="15840" w:code="1"/>
       <w:pgMar w:top="720" w:right="864" w:bottom="720" w:left="720" w:header="706" w:footer="706" w:gutter="0"/>
       <w:cols w:space="708"/>
@@ -1346,7 +1342,7 @@
 </file>
 
 <file path=word/endnotes.xml><?xml version="1.0" encoding="utf-8"?>
-<w:endnotes xmlns:wpc="http://schemas.microsoft.com/office/word/2010/wordprocessingCanvas" xmlns:cx="http://schemas.microsoft.com/office/drawing/2014/chartex" xmlns:cx1="http://schemas.microsoft.com/office/drawing/2015/9/8/chartex" xmlns:cx2="http://schemas.microsoft.com/office/drawing/2015/10/21/chartex" xmlns:cx3="http://schemas.microsoft.com/office/drawing/2016/5/9/chartex" xmlns:cx4="http://schemas.microsoft.com/office/drawing/2016/5/10/chartex" xmlns:cx5="http://schemas.microsoft.com/office/drawing/2016/5/11/chartex" xmlns:cx6="http://schemas.microsoft.com/office/drawing/2016/5/12/chartex" xmlns:cx7="http://schemas.microsoft.com/office/drawing/2016/5/13/chartex" xmlns:cx8="http://schemas.microsoft.com/office/drawing/2016/5/14/chartex" xmlns:mc="http://schemas.openxmlformats.org/markup-compatibility/2006" xmlns:aink="http://schemas.microsoft.com/office/drawing/2016/ink" xmlns:am3d="http://schemas.microsoft.com/office/drawing/2017/model3d" xmlns:o="urn:schemas-microsoft-com:office:office" xmlns:oel="http://schemas.microsoft.com/office/2019/extlst" xmlns:r="http://schemas.openxmlformats.org/officeDocument/2006/relationships" xmlns:m="http://schemas.openxmlformats.org/officeDocument/2006/math" xmlns:v="urn:schemas-microsoft-com:vml" xmlns:wp14="http://schemas.microsoft.com/office/word/2010/wordprocessingDrawing" xmlns:wp="http://schemas.openxmlformats.org/drawingml/2006/wordprocessingDrawing" xmlns:w10="urn:schemas-microsoft-com:office:word" xmlns:w="http://schemas.openxmlformats.org/wordprocessingml/2006/main" xmlns:w14="http://schemas.microsoft.com/office/word/2010/wordml" xmlns:w15="http://schemas.microsoft.com/office/word/2012/wordml" xmlns:w16cex="http://schemas.microsoft.com/office/word/2018/wordml/cex" xmlns:w16cid="http://schemas.microsoft.com/office/word/2016/wordml/cid" xmlns:w16="http://schemas.microsoft.com/office/word/2018/wordml" xmlns:w16sdtdh="http://schemas.microsoft.com/office/word/2020/wordml/sdtdatahash" xmlns:w16se="http://schemas.microsoft.com/office/word/2015/wordml/symex" xmlns:wpg="http://schemas.microsoft.com/office/word/2010/wordprocessingGroup" xmlns:wpi="http://schemas.microsoft.com/office/word/2010/wordprocessingInk" xmlns:wne="http://schemas.microsoft.com/office/word/2006/wordml" xmlns:wps="http://schemas.microsoft.com/office/word/2010/wordprocessingShape" mc:Ignorable="w14 w15 w16se w16cid w16 w16cex w16sdtdh wp14">
+<w:endnotes xmlns:wpc="http://schemas.microsoft.com/office/word/2010/wordprocessingCanvas" xmlns:cx="http://schemas.microsoft.com/office/drawing/2014/chartex" xmlns:cx1="http://schemas.microsoft.com/office/drawing/2015/9/8/chartex" xmlns:cx2="http://schemas.microsoft.com/office/drawing/2015/10/21/chartex" xmlns:cx3="http://schemas.microsoft.com/office/drawing/2016/5/9/chartex" xmlns:cx4="http://schemas.microsoft.com/office/drawing/2016/5/10/chartex" xmlns:cx5="http://schemas.microsoft.com/office/drawing/2016/5/11/chartex" xmlns:cx6="http://schemas.microsoft.com/office/drawing/2016/5/12/chartex" xmlns:cx7="http://schemas.microsoft.com/office/drawing/2016/5/13/chartex" xmlns:cx8="http://schemas.microsoft.com/office/drawing/2016/5/14/chartex" xmlns:mc="http://schemas.openxmlformats.org/markup-compatibility/2006" xmlns:aink="http://schemas.microsoft.com/office/drawing/2016/ink" xmlns:am3d="http://schemas.microsoft.com/office/drawing/2017/model3d" xmlns:o="urn:schemas-microsoft-com:office:office" xmlns:oel="http://schemas.microsoft.com/office/2019/extlst" xmlns:r="http://schemas.openxmlformats.org/officeDocument/2006/relationships" xmlns:m="http://schemas.openxmlformats.org/officeDocument/2006/math" xmlns:v="urn:schemas-microsoft-com:vml" xmlns:wp14="http://schemas.microsoft.com/office/word/2010/wordprocessingDrawing" xmlns:wp="http://schemas.openxmlformats.org/drawingml/2006/wordprocessingDrawing" xmlns:w10="urn:schemas-microsoft-com:office:word" xmlns:w="http://schemas.openxmlformats.org/wordprocessingml/2006/main" xmlns:w14="http://schemas.microsoft.com/office/word/2010/wordml" xmlns:w15="http://schemas.microsoft.com/office/word/2012/wordml" xmlns:w16cex="http://schemas.microsoft.com/office/word/2018/wordml/cex" xmlns:w16cid="http://schemas.microsoft.com/office/word/2016/wordml/cid" xmlns:w16="http://schemas.microsoft.com/office/word/2018/wordml" xmlns:w16du="http://schemas.microsoft.com/office/word/2023/wordml/word16du" xmlns:w16sdtdh="http://schemas.microsoft.com/office/word/2020/wordml/sdtdatahash" xmlns:w16sdtfl="http://schemas.microsoft.com/office/word/2024/wordml/sdtformatlock" xmlns:w16se="http://schemas.microsoft.com/office/word/2015/wordml/symex" xmlns:wpg="http://schemas.microsoft.com/office/word/2010/wordprocessingGroup" xmlns:wpi="http://schemas.microsoft.com/office/word/2010/wordprocessingInk" xmlns:wne="http://schemas.microsoft.com/office/word/2006/wordml" xmlns:wps="http://schemas.microsoft.com/office/word/2010/wordprocessingShape" mc:Ignorable="w14 w15 w16se w16cid w16 w16cex w16sdtdh w16sdtfl w16du wp14">
   <w:endnote w:type="separator" w:id="-1">
     <w:p>
       <w:r>
@@ -1365,7 +1361,7 @@
 </file>
 
 <file path=word/footer1.xml><?xml version="1.0" encoding="utf-8"?>
-<w:ftr xmlns:wpc="http://schemas.microsoft.com/office/word/2010/wordprocessingCanvas" xmlns:cx="http://schemas.microsoft.com/office/drawing/2014/chartex" xmlns:cx1="http://schemas.microsoft.com/office/drawing/2015/9/8/chartex" xmlns:cx2="http://schemas.microsoft.com/office/drawing/2015/10/21/chartex" xmlns:cx3="http://schemas.microsoft.com/office/drawing/2016/5/9/chartex" xmlns:cx4="http://schemas.microsoft.com/office/drawing/2016/5/10/chartex" xmlns:cx5="http://schemas.microsoft.com/office/drawing/2016/5/11/chartex" xmlns:cx6="http://schemas.microsoft.com/office/drawing/2016/5/12/chartex" xmlns:cx7="http://schemas.microsoft.com/office/drawing/2016/5/13/chartex" xmlns:cx8="http://schemas.microsoft.com/office/drawing/2016/5/14/chartex" xmlns:mc="http://schemas.openxmlformats.org/markup-compatibility/2006" xmlns:aink="http://schemas.microsoft.com/office/drawing/2016/ink" xmlns:am3d="http://schemas.microsoft.com/office/drawing/2017/model3d" xmlns:o="urn:schemas-microsoft-com:office:office" xmlns:oel="http://schemas.microsoft.com/office/2019/extlst" xmlns:r="http://schemas.openxmlformats.org/officeDocument/2006/relationships" xmlns:m="http://schemas.openxmlformats.org/officeDocument/2006/math" xmlns:v="urn:schemas-microsoft-com:vml" xmlns:wp14="http://schemas.microsoft.com/office/word/2010/wordprocessingDrawing" xmlns:wp="http://schemas.openxmlformats.org/drawingml/2006/wordprocessingDrawing" xmlns:w10="urn:schemas-microsoft-com:office:word" xmlns:w="http://schemas.openxmlformats.org/wordprocessingml/2006/main" xmlns:w14="http://schemas.microsoft.com/office/word/2010/wordml" xmlns:w15="http://schemas.microsoft.com/office/word/2012/wordml" xmlns:w16cex="http://schemas.microsoft.com/office/word/2018/wordml/cex" xmlns:w16cid="http://schemas.microsoft.com/office/word/2016/wordml/cid" xmlns:w16="http://schemas.microsoft.com/office/word/2018/wordml" xmlns:w16sdtdh="http://schemas.microsoft.com/office/word/2020/wordml/sdtdatahash" xmlns:w16se="http://schemas.microsoft.com/office/word/2015/wordml/symex" xmlns:wpg="http://schemas.microsoft.com/office/word/2010/wordprocessingGroup" xmlns:wpi="http://schemas.microsoft.com/office/word/2010/wordprocessingInk" xmlns:wne="http://schemas.microsoft.com/office/word/2006/wordml" xmlns:wps="http://schemas.microsoft.com/office/word/2010/wordprocessingShape" mc:Ignorable="w14 w15 w16se w16cid w16 w16cex w16sdtdh wp14">
+<w:ftr xmlns:wpc="http://schemas.microsoft.com/office/word/2010/wordprocessingCanvas" xmlns:cx="http://schemas.microsoft.com/office/drawing/2014/chartex" xmlns:cx1="http://schemas.microsoft.com/office/drawing/2015/9/8/chartex" xmlns:cx2="http://schemas.microsoft.com/office/drawing/2015/10/21/chartex" xmlns:cx3="http://schemas.microsoft.com/office/drawing/2016/5/9/chartex" xmlns:cx4="http://schemas.microsoft.com/office/drawing/2016/5/10/chartex" xmlns:cx5="http://schemas.microsoft.com/office/drawing/2016/5/11/chartex" xmlns:cx6="http://schemas.microsoft.com/office/drawing/2016/5/12/chartex" xmlns:cx7="http://schemas.microsoft.com/office/drawing/2016/5/13/chartex" xmlns:cx8="http://schemas.microsoft.com/office/drawing/2016/5/14/chartex" xmlns:mc="http://schemas.openxmlformats.org/markup-compatibility/2006" xmlns:aink="http://schemas.microsoft.com/office/drawing/2016/ink" xmlns:am3d="http://schemas.microsoft.com/office/drawing/2017/model3d" xmlns:o="urn:schemas-microsoft-com:office:office" xmlns:oel="http://schemas.microsoft.com/office/2019/extlst" xmlns:r="http://schemas.openxmlformats.org/officeDocument/2006/relationships" xmlns:m="http://schemas.openxmlformats.org/officeDocument/2006/math" xmlns:v="urn:schemas-microsoft-com:vml" xmlns:wp14="http://schemas.microsoft.com/office/word/2010/wordprocessingDrawing" xmlns:wp="http://schemas.openxmlformats.org/drawingml/2006/wordprocessingDrawing" xmlns:w10="urn:schemas-microsoft-com:office:word" xmlns:w="http://schemas.openxmlformats.org/wordprocessingml/2006/main" xmlns:w14="http://schemas.microsoft.com/office/word/2010/wordml" xmlns:w15="http://schemas.microsoft.com/office/word/2012/wordml" xmlns:w16cex="http://schemas.microsoft.com/office/word/2018/wordml/cex" xmlns:w16cid="http://schemas.microsoft.com/office/word/2016/wordml/cid" xmlns:w16="http://schemas.microsoft.com/office/word/2018/wordml" xmlns:w16du="http://schemas.microsoft.com/office/word/2023/wordml/word16du" xmlns:w16sdtdh="http://schemas.microsoft.com/office/word/2020/wordml/sdtdatahash" xmlns:w16sdtfl="http://schemas.microsoft.com/office/word/2024/wordml/sdtformatlock" xmlns:w16se="http://schemas.microsoft.com/office/word/2015/wordml/symex" xmlns:wpg="http://schemas.microsoft.com/office/word/2010/wordprocessingGroup" xmlns:wpi="http://schemas.microsoft.com/office/word/2010/wordprocessingInk" xmlns:wne="http://schemas.microsoft.com/office/word/2006/wordml" xmlns:wps="http://schemas.microsoft.com/office/word/2010/wordprocessingShape" mc:Ignorable="w14 w15 w16se w16cid w16 w16cex w16sdtdh w16sdtfl w16du wp14">
   <w:p>
     <w:pPr>
       <w:pStyle w:val="Footer"/>
@@ -1375,7 +1371,7 @@
 </file>
 
 <file path=word/footer2.xml><?xml version="1.0" encoding="utf-8"?>
-<w:ftr xmlns:wpc="http://schemas.microsoft.com/office/word/2010/wordprocessingCanvas" xmlns:cx="http://schemas.microsoft.com/office/drawing/2014/chartex" xmlns:cx1="http://schemas.microsoft.com/office/drawing/2015/9/8/chartex" xmlns:cx2="http://schemas.microsoft.com/office/drawing/2015/10/21/chartex" xmlns:cx3="http://schemas.microsoft.com/office/drawing/2016/5/9/chartex" xmlns:cx4="http://schemas.microsoft.com/office/drawing/2016/5/10/chartex" xmlns:cx5="http://schemas.microsoft.com/office/drawing/2016/5/11/chartex" xmlns:cx6="http://schemas.microsoft.com/office/drawing/2016/5/12/chartex" xmlns:cx7="http://schemas.microsoft.com/office/drawing/2016/5/13/chartex" xmlns:cx8="http://schemas.microsoft.com/office/drawing/2016/5/14/chartex" xmlns:mc="http://schemas.openxmlformats.org/markup-compatibility/2006" xmlns:aink="http://schemas.microsoft.com/office/drawing/2016/ink" xmlns:am3d="http://schemas.microsoft.com/office/drawing/2017/model3d" xmlns:o="urn:schemas-microsoft-com:office:office" xmlns:oel="http://schemas.microsoft.com/office/2019/extlst" xmlns:r="http://schemas.openxmlformats.org/officeDocument/2006/relationships" xmlns:m="http://schemas.openxmlformats.org/officeDocument/2006/math" xmlns:v="urn:schemas-microsoft-com:vml" xmlns:wp14="http://schemas.microsoft.com/office/word/2010/wordprocessingDrawing" xmlns:wp="http://schemas.openxmlformats.org/drawingml/2006/wordprocessingDrawing" xmlns:w10="urn:schemas-microsoft-com:office:word" xmlns:w="http://schemas.openxmlformats.org/wordprocessingml/2006/main" xmlns:w14="http://schemas.microsoft.com/office/word/2010/wordml" xmlns:w15="http://schemas.microsoft.com/office/word/2012/wordml" xmlns:w16cex="http://schemas.microsoft.com/office/word/2018/wordml/cex" xmlns:w16cid="http://schemas.microsoft.com/office/word/2016/wordml/cid" xmlns:w16="http://schemas.microsoft.com/office/word/2018/wordml" xmlns:w16sdtdh="http://schemas.microsoft.com/office/word/2020/wordml/sdtdatahash" xmlns:w16se="http://schemas.microsoft.com/office/word/2015/wordml/symex" xmlns:wpg="http://schemas.microsoft.com/office/word/2010/wordprocessingGroup" xmlns:wpi="http://schemas.microsoft.com/office/word/2010/wordprocessingInk" xmlns:wne="http://schemas.microsoft.com/office/word/2006/wordml" xmlns:wps="http://schemas.microsoft.com/office/word/2010/wordprocessingShape" mc:Ignorable="w14 w15 w16se w16cid w16 w16cex w16sdtdh wp14">
+<w:ftr xmlns:wpc="http://schemas.microsoft.com/office/word/2010/wordprocessingCanvas" xmlns:cx="http://schemas.microsoft.com/office/drawing/2014/chartex" xmlns:cx1="http://schemas.microsoft.com/office/drawing/2015/9/8/chartex" xmlns:cx2="http://schemas.microsoft.com/office/drawing/2015/10/21/chartex" xmlns:cx3="http://schemas.microsoft.com/office/drawing/2016/5/9/chartex" xmlns:cx4="http://schemas.microsoft.com/office/drawing/2016/5/10/chartex" xmlns:cx5="http://schemas.microsoft.com/office/drawing/2016/5/11/chartex" xmlns:cx6="http://schemas.microsoft.com/office/drawing/2016/5/12/chartex" xmlns:cx7="http://schemas.microsoft.com/office/drawing/2016/5/13/chartex" xmlns:cx8="http://schemas.microsoft.com/office/drawing/2016/5/14/chartex" xmlns:mc="http://schemas.openxmlformats.org/markup-compatibility/2006" xmlns:aink="http://schemas.microsoft.com/office/drawing/2016/ink" xmlns:am3d="http://schemas.microsoft.com/office/drawing/2017/model3d" xmlns:o="urn:schemas-microsoft-com:office:office" xmlns:oel="http://schemas.microsoft.com/office/2019/extlst" xmlns:r="http://schemas.openxmlformats.org/officeDocument/2006/relationships" xmlns:m="http://schemas.openxmlformats.org/officeDocument/2006/math" xmlns:v="urn:schemas-microsoft-com:vml" xmlns:wp14="http://schemas.microsoft.com/office/word/2010/wordprocessingDrawing" xmlns:wp="http://schemas.openxmlformats.org/drawingml/2006/wordprocessingDrawing" xmlns:w10="urn:schemas-microsoft-com:office:word" xmlns:w="http://schemas.openxmlformats.org/wordprocessingml/2006/main" xmlns:w14="http://schemas.microsoft.com/office/word/2010/wordml" xmlns:w15="http://schemas.microsoft.com/office/word/2012/wordml" xmlns:w16cex="http://schemas.microsoft.com/office/word/2018/wordml/cex" xmlns:w16cid="http://schemas.microsoft.com/office/word/2016/wordml/cid" xmlns:w16="http://schemas.microsoft.com/office/word/2018/wordml" xmlns:w16du="http://schemas.microsoft.com/office/word/2023/wordml/word16du" xmlns:w16sdtdh="http://schemas.microsoft.com/office/word/2020/wordml/sdtdatahash" xmlns:w16sdtfl="http://schemas.microsoft.com/office/word/2024/wordml/sdtformatlock" xmlns:w16se="http://schemas.microsoft.com/office/word/2015/wordml/symex" xmlns:wpg="http://schemas.microsoft.com/office/word/2010/wordprocessingGroup" xmlns:wpi="http://schemas.microsoft.com/office/word/2010/wordprocessingInk" xmlns:wne="http://schemas.microsoft.com/office/word/2006/wordml" xmlns:wps="http://schemas.microsoft.com/office/word/2010/wordprocessingShape" mc:Ignorable="w14 w15 w16se w16cid w16 w16cex w16sdtdh w16sdtfl w16du wp14">
   <w:p>
     <w:pPr>
       <w:pStyle w:val="Footer"/>
@@ -1385,7 +1381,7 @@
 </file>
 
 <file path=word/footer3.xml><?xml version="1.0" encoding="utf-8"?>
-<w:ftr xmlns:wpc="http://schemas.microsoft.com/office/word/2010/wordprocessingCanvas" xmlns:cx="http://schemas.microsoft.com/office/drawing/2014/chartex" xmlns:cx1="http://schemas.microsoft.com/office/drawing/2015/9/8/chartex" xmlns:cx2="http://schemas.microsoft.com/office/drawing/2015/10/21/chartex" xmlns:cx3="http://schemas.microsoft.com/office/drawing/2016/5/9/chartex" xmlns:cx4="http://schemas.microsoft.com/office/drawing/2016/5/10/chartex" xmlns:cx5="http://schemas.microsoft.com/office/drawing/2016/5/11/chartex" xmlns:cx6="http://schemas.microsoft.com/office/drawing/2016/5/12/chartex" xmlns:cx7="http://schemas.microsoft.com/office/drawing/2016/5/13/chartex" xmlns:cx8="http://schemas.microsoft.com/office/drawing/2016/5/14/chartex" xmlns:mc="http://schemas.openxmlformats.org/markup-compatibility/2006" xmlns:aink="http://schemas.microsoft.com/office/drawing/2016/ink" xmlns:am3d="http://schemas.microsoft.com/office/drawing/2017/model3d" xmlns:o="urn:schemas-microsoft-com:office:office" xmlns:oel="http://schemas.microsoft.com/office/2019/extlst" xmlns:r="http://schemas.openxmlformats.org/officeDocument/2006/relationships" xmlns:m="http://schemas.openxmlformats.org/officeDocument/2006/math" xmlns:v="urn:schemas-microsoft-com:vml" xmlns:wp14="http://schemas.microsoft.com/office/word/2010/wordprocessingDrawing" xmlns:wp="http://schemas.openxmlformats.org/drawingml/2006/wordprocessingDrawing" xmlns:w10="urn:schemas-microsoft-com:office:word" xmlns:w="http://schemas.openxmlformats.org/wordprocessingml/2006/main" xmlns:w14="http://schemas.microsoft.com/office/word/2010/wordml" xmlns:w15="http://schemas.microsoft.com/office/word/2012/wordml" xmlns:w16cex="http://schemas.microsoft.com/office/word/2018/wordml/cex" xmlns:w16cid="http://schemas.microsoft.com/office/word/2016/wordml/cid" xmlns:w16="http://schemas.microsoft.com/office/word/2018/wordml" xmlns:w16sdtdh="http://schemas.microsoft.com/office/word/2020/wordml/sdtdatahash" xmlns:w16se="http://schemas.microsoft.com/office/word/2015/wordml/symex" xmlns:wpg="http://schemas.microsoft.com/office/word/2010/wordprocessingGroup" xmlns:wpi="http://schemas.microsoft.com/office/word/2010/wordprocessingInk" xmlns:wne="http://schemas.microsoft.com/office/word/2006/wordml" xmlns:wps="http://schemas.microsoft.com/office/word/2010/wordprocessingShape" mc:Ignorable="w14 w15 w16se w16cid w16 w16cex w16sdtdh wp14">
+<w:ftr xmlns:wpc="http://schemas.microsoft.com/office/word/2010/wordprocessingCanvas" xmlns:cx="http://schemas.microsoft.com/office/drawing/2014/chartex" xmlns:cx1="http://schemas.microsoft.com/office/drawing/2015/9/8/chartex" xmlns:cx2="http://schemas.microsoft.com/office/drawing/2015/10/21/chartex" xmlns:cx3="http://schemas.microsoft.com/office/drawing/2016/5/9/chartex" xmlns:cx4="http://schemas.microsoft.com/office/drawing/2016/5/10/chartex" xmlns:cx5="http://schemas.microsoft.com/office/drawing/2016/5/11/chartex" xmlns:cx6="http://schemas.microsoft.com/office/drawing/2016/5/12/chartex" xmlns:cx7="http://schemas.microsoft.com/office/drawing/2016/5/13/chartex" xmlns:cx8="http://schemas.microsoft.com/office/drawing/2016/5/14/chartex" xmlns:mc="http://schemas.openxmlformats.org/markup-compatibility/2006" xmlns:aink="http://schemas.microsoft.com/office/drawing/2016/ink" xmlns:am3d="http://schemas.microsoft.com/office/drawing/2017/model3d" xmlns:o="urn:schemas-microsoft-com:office:office" xmlns:oel="http://schemas.microsoft.com/office/2019/extlst" xmlns:r="http://schemas.openxmlformats.org/officeDocument/2006/relationships" xmlns:m="http://schemas.openxmlformats.org/officeDocument/2006/math" xmlns:v="urn:schemas-microsoft-com:vml" xmlns:wp14="http://schemas.microsoft.com/office/word/2010/wordprocessingDrawing" xmlns:wp="http://schemas.openxmlformats.org/drawingml/2006/wordprocessingDrawing" xmlns:w10="urn:schemas-microsoft-com:office:word" xmlns:w="http://schemas.openxmlformats.org/wordprocessingml/2006/main" xmlns:w14="http://schemas.microsoft.com/office/word/2010/wordml" xmlns:w15="http://schemas.microsoft.com/office/word/2012/wordml" xmlns:w16cex="http://schemas.microsoft.com/office/word/2018/wordml/cex" xmlns:w16cid="http://schemas.microsoft.com/office/word/2016/wordml/cid" xmlns:w16="http://schemas.microsoft.com/office/word/2018/wordml" xmlns:w16du="http://schemas.microsoft.com/office/word/2023/wordml/word16du" xmlns:w16sdtdh="http://schemas.microsoft.com/office/word/2020/wordml/sdtdatahash" xmlns:w16sdtfl="http://schemas.microsoft.com/office/word/2024/wordml/sdtformatlock" xmlns:w16se="http://schemas.microsoft.com/office/word/2015/wordml/symex" xmlns:wpg="http://schemas.microsoft.com/office/word/2010/wordprocessingGroup" xmlns:wpi="http://schemas.microsoft.com/office/word/2010/wordprocessingInk" xmlns:wne="http://schemas.microsoft.com/office/word/2006/wordml" xmlns:wps="http://schemas.microsoft.com/office/word/2010/wordprocessingShape" mc:Ignorable="w14 w15 w16se w16cid w16 w16cex w16sdtdh w16sdtfl w16du wp14">
   <w:p>
     <w:pPr>
       <w:pStyle w:val="Footer"/>
@@ -1395,7 +1391,7 @@
 </file>
 
 <file path=word/footnotes.xml><?xml version="1.0" encoding="utf-8"?>
-<w:footnotes xmlns:wpc="http://schemas.microsoft.com/office/word/2010/wordprocessingCanvas" xmlns:cx="http://schemas.microsoft.com/office/drawing/2014/chartex" xmlns:cx1="http://schemas.microsoft.com/office/drawing/2015/9/8/chartex" xmlns:cx2="http://schemas.microsoft.com/office/drawing/2015/10/21/chartex" xmlns:cx3="http://schemas.microsoft.com/office/drawing/2016/5/9/chartex" xmlns:cx4="http://schemas.microsoft.com/office/drawing/2016/5/10/chartex" xmlns:cx5="http://schemas.microsoft.com/office/drawing/2016/5/11/chartex" xmlns:cx6="http://schemas.microsoft.com/office/drawing/2016/5/12/chartex" xmlns:cx7="http://schemas.microsoft.com/office/drawing/2016/5/13/chartex" xmlns:cx8="http://schemas.microsoft.com/office/drawing/2016/5/14/chartex" xmlns:mc="http://schemas.openxmlformats.org/markup-compatibility/2006" xmlns:aink="http://schemas.microsoft.com/office/drawing/2016/ink" xmlns:am3d="http://schemas.microsoft.com/office/drawing/2017/model3d" xmlns:o="urn:schemas-microsoft-com:office:office" xmlns:oel="http://schemas.microsoft.com/office/2019/extlst" xmlns:r="http://schemas.openxmlformats.org/officeDocument/2006/relationships" xmlns:m="http://schemas.openxmlformats.org/officeDocument/2006/math" xmlns:v="urn:schemas-microsoft-com:vml" xmlns:wp14="http://schemas.microsoft.com/office/word/2010/wordprocessingDrawing" xmlns:wp="http://schemas.openxmlformats.org/drawingml/2006/wordprocessingDrawing" xmlns:w10="urn:schemas-microsoft-com:office:word" xmlns:w="http://schemas.openxmlformats.org/wordprocessingml/2006/main" xmlns:w14="http://schemas.microsoft.com/office/word/2010/wordml" xmlns:w15="http://schemas.microsoft.com/office/word/2012/wordml" xmlns:w16cex="http://schemas.microsoft.com/office/word/2018/wordml/cex" xmlns:w16cid="http://schemas.microsoft.com/office/word/2016/wordml/cid" xmlns:w16="http://schemas.microsoft.com/office/word/2018/wordml" xmlns:w16sdtdh="http://schemas.microsoft.com/office/word/2020/wordml/sdtdatahash" xmlns:w16se="http://schemas.microsoft.com/office/word/2015/wordml/symex" xmlns:wpg="http://schemas.microsoft.com/office/word/2010/wordprocessingGroup" xmlns:wpi="http://schemas.microsoft.com/office/word/2010/wordprocessingInk" xmlns:wne="http://schemas.microsoft.com/office/word/2006/wordml" xmlns:wps="http://schemas.microsoft.com/office/word/2010/wordprocessingShape" mc:Ignorable="w14 w15 w16se w16cid w16 w16cex w16sdtdh wp14">
+<w:footnotes xmlns:wpc="http://schemas.microsoft.com/office/word/2010/wordprocessingCanvas" xmlns:cx="http://schemas.microsoft.com/office/drawing/2014/chartex" xmlns:cx1="http://schemas.microsoft.com/office/drawing/2015/9/8/chartex" xmlns:cx2="http://schemas.microsoft.com/office/drawing/2015/10/21/chartex" xmlns:cx3="http://schemas.microsoft.com/office/drawing/2016/5/9/chartex" xmlns:cx4="http://schemas.microsoft.com/office/drawing/2016/5/10/chartex" xmlns:cx5="http://schemas.microsoft.com/office/drawing/2016/5/11/chartex" xmlns:cx6="http://schemas.microsoft.com/office/drawing/2016/5/12/chartex" xmlns:cx7="http://schemas.microsoft.com/office/drawing/2016/5/13/chartex" xmlns:cx8="http://schemas.microsoft.com/office/drawing/2016/5/14/chartex" xmlns:mc="http://schemas.openxmlformats.org/markup-compatibility/2006" xmlns:aink="http://schemas.microsoft.com/office/drawing/2016/ink" xmlns:am3d="http://schemas.microsoft.com/office/drawing/2017/model3d" xmlns:o="urn:schemas-microsoft-com:office:office" xmlns:oel="http://schemas.microsoft.com/office/2019/extlst" xmlns:r="http://schemas.openxmlformats.org/officeDocument/2006/relationships" xmlns:m="http://schemas.openxmlformats.org/officeDocument/2006/math" xmlns:v="urn:schemas-microsoft-com:vml" xmlns:wp14="http://schemas.microsoft.com/office/word/2010/wordprocessingDrawing" xmlns:wp="http://schemas.openxmlformats.org/drawingml/2006/wordprocessingDrawing" xmlns:w10="urn:schemas-microsoft-com:office:word" xmlns:w="http://schemas.openxmlformats.org/wordprocessingml/2006/main" xmlns:w14="http://schemas.microsoft.com/office/word/2010/wordml" xmlns:w15="http://schemas.microsoft.com/office/word/2012/wordml" xmlns:w16cex="http://schemas.microsoft.com/office/word/2018/wordml/cex" xmlns:w16cid="http://schemas.microsoft.com/office/word/2016/wordml/cid" xmlns:w16="http://schemas.microsoft.com/office/word/2018/wordml" xmlns:w16du="http://schemas.microsoft.com/office/word/2023/wordml/word16du" xmlns:w16sdtdh="http://schemas.microsoft.com/office/word/2020/wordml/sdtdatahash" xmlns:w16sdtfl="http://schemas.microsoft.com/office/word/2024/wordml/sdtformatlock" xmlns:w16se="http://schemas.microsoft.com/office/word/2015/wordml/symex" xmlns:wpg="http://schemas.microsoft.com/office/word/2010/wordprocessingGroup" xmlns:wpi="http://schemas.microsoft.com/office/word/2010/wordprocessingInk" xmlns:wne="http://schemas.microsoft.com/office/word/2006/wordml" xmlns:wps="http://schemas.microsoft.com/office/word/2010/wordprocessingShape" mc:Ignorable="w14 w15 w16se w16cid w16 w16cex w16sdtdh w16sdtfl w16du wp14">
   <w:footnote w:type="separator" w:id="-1">
     <w:p>
       <w:r>
@@ -1414,7 +1410,7 @@
 </file>
 
 <file path=word/header1.xml><?xml version="1.0" encoding="utf-8"?>
-<w:hdr xmlns:wpc="http://schemas.microsoft.com/office/word/2010/wordprocessingCanvas" xmlns:cx="http://schemas.microsoft.com/office/drawing/2014/chartex" xmlns:cx1="http://schemas.microsoft.com/office/drawing/2015/9/8/chartex" xmlns:cx2="http://schemas.microsoft.com/office/drawing/2015/10/21/chartex" xmlns:cx3="http://schemas.microsoft.com/office/drawing/2016/5/9/chartex" xmlns:cx4="http://schemas.microsoft.com/office/drawing/2016/5/10/chartex" xmlns:cx5="http://schemas.microsoft.com/office/drawing/2016/5/11/chartex" xmlns:cx6="http://schemas.microsoft.com/office/drawing/2016/5/12/chartex" xmlns:cx7="http://schemas.microsoft.com/office/drawing/2016/5/13/chartex" xmlns:cx8="http://schemas.microsoft.com/office/drawing/2016/5/14/chartex" xmlns:mc="http://schemas.openxmlformats.org/markup-compatibility/2006" xmlns:aink="http://schemas.microsoft.com/office/drawing/2016/ink" xmlns:am3d="http://schemas.microsoft.com/office/drawing/2017/model3d" xmlns:o="urn:schemas-microsoft-com:office:office" xmlns:oel="http://schemas.microsoft.com/office/2019/extlst" xmlns:r="http://schemas.openxmlformats.org/officeDocument/2006/relationships" xmlns:m="http://schemas.openxmlformats.org/officeDocument/2006/math" xmlns:v="urn:schemas-microsoft-com:vml" xmlns:wp14="http://schemas.microsoft.com/office/word/2010/wordprocessingDrawing" xmlns:wp="http://schemas.openxmlformats.org/drawingml/2006/wordprocessingDrawing" xmlns:w10="urn:schemas-microsoft-com:office:word" xmlns:w="http://schemas.openxmlformats.org/wordprocessingml/2006/main" xmlns:w14="http://schemas.microsoft.com/office/word/2010/wordml" xmlns:w15="http://schemas.microsoft.com/office/word/2012/wordml" xmlns:w16cex="http://schemas.microsoft.com/office/word/2018/wordml/cex" xmlns:w16cid="http://schemas.microsoft.com/office/word/2016/wordml/cid" xmlns:w16="http://schemas.microsoft.com/office/word/2018/wordml" xmlns:w16sdtdh="http://schemas.microsoft.com/office/word/2020/wordml/sdtdatahash" xmlns:w16se="http://schemas.microsoft.com/office/word/2015/wordml/symex" xmlns:wpg="http://schemas.microsoft.com/office/word/2010/wordprocessingGroup" xmlns:wpi="http://schemas.microsoft.com/office/word/2010/wordprocessingInk" xmlns:wne="http://schemas.microsoft.com/office/word/2006/wordml" xmlns:wps="http://schemas.microsoft.com/office/word/2010/wordprocessingShape" mc:Ignorable="w14 w15 w16se w16cid w16 w16cex w16sdtdh wp14">
+<w:hdr xmlns:wpc="http://schemas.microsoft.com/office/word/2010/wordprocessingCanvas" xmlns:cx="http://schemas.microsoft.com/office/drawing/2014/chartex" xmlns:cx1="http://schemas.microsoft.com/office/drawing/2015/9/8/chartex" xmlns:cx2="http://schemas.microsoft.com/office/drawing/2015/10/21/chartex" xmlns:cx3="http://schemas.microsoft.com/office/drawing/2016/5/9/chartex" xmlns:cx4="http://schemas.microsoft.com/office/drawing/2016/5/10/chartex" xmlns:cx5="http://schemas.microsoft.com/office/drawing/2016/5/11/chartex" xmlns:cx6="http://schemas.microsoft.com/office/drawing/2016/5/12/chartex" xmlns:cx7="http://schemas.microsoft.com/office/drawing/2016/5/13/chartex" xmlns:cx8="http://schemas.microsoft.com/office/drawing/2016/5/14/chartex" xmlns:mc="http://schemas.openxmlformats.org/markup-compatibility/2006" xmlns:aink="http://schemas.microsoft.com/office/drawing/2016/ink" xmlns:am3d="http://schemas.microsoft.com/office/drawing/2017/model3d" xmlns:o="urn:schemas-microsoft-com:office:office" xmlns:oel="http://schemas.microsoft.com/office/2019/extlst" xmlns:r="http://schemas.openxmlformats.org/officeDocument/2006/relationships" xmlns:m="http://schemas.openxmlformats.org/officeDocument/2006/math" xmlns:v="urn:schemas-microsoft-com:vml" xmlns:wp14="http://schemas.microsoft.com/office/word/2010/wordprocessingDrawing" xmlns:wp="http://schemas.openxmlformats.org/drawingml/2006/wordprocessingDrawing" xmlns:w10="urn:schemas-microsoft-com:office:word" xmlns:w="http://schemas.openxmlformats.org/wordprocessingml/2006/main" xmlns:w14="http://schemas.microsoft.com/office/word/2010/wordml" xmlns:w15="http://schemas.microsoft.com/office/word/2012/wordml" xmlns:w16cex="http://schemas.microsoft.com/office/word/2018/wordml/cex" xmlns:w16cid="http://schemas.microsoft.com/office/word/2016/wordml/cid" xmlns:w16="http://schemas.microsoft.com/office/word/2018/wordml" xmlns:w16du="http://schemas.microsoft.com/office/word/2023/wordml/word16du" xmlns:w16sdtdh="http://schemas.microsoft.com/office/word/2020/wordml/sdtdatahash" xmlns:w16sdtfl="http://schemas.microsoft.com/office/word/2024/wordml/sdtformatlock" xmlns:w16se="http://schemas.microsoft.com/office/word/2015/wordml/symex" xmlns:wpg="http://schemas.microsoft.com/office/word/2010/wordprocessingGroup" xmlns:wpi="http://schemas.microsoft.com/office/word/2010/wordprocessingInk" xmlns:wne="http://schemas.microsoft.com/office/word/2006/wordml" xmlns:wps="http://schemas.microsoft.com/office/word/2010/wordprocessingShape" mc:Ignorable="w14 w15 w16se w16cid w16 w16cex w16sdtdh w16sdtfl w16du wp14">
   <w:p>
     <w:pPr>
       <w:pStyle w:val="Header"/>
@@ -1424,7 +1420,7 @@
 </file>
 
 <file path=word/header2.xml><?xml version="1.0" encoding="utf-8"?>
-<w:hdr xmlns:wpc="http://schemas.microsoft.com/office/word/2010/wordprocessingCanvas" xmlns:cx="http://schemas.microsoft.com/office/drawing/2014/chartex" xmlns:cx1="http://schemas.microsoft.com/office/drawing/2015/9/8/chartex" xmlns:cx2="http://schemas.microsoft.com/office/drawing/2015/10/21/chartex" xmlns:cx3="http://schemas.microsoft.com/office/drawing/2016/5/9/chartex" xmlns:cx4="http://schemas.microsoft.com/office/drawing/2016/5/10/chartex" xmlns:cx5="http://schemas.microsoft.com/office/drawing/2016/5/11/chartex" xmlns:cx6="http://schemas.microsoft.com/office/drawing/2016/5/12/chartex" xmlns:cx7="http://schemas.microsoft.com/office/drawing/2016/5/13/chartex" xmlns:cx8="http://schemas.microsoft.com/office/drawing/2016/5/14/chartex" xmlns:mc="http://schemas.openxmlformats.org/markup-compatibility/2006" xmlns:aink="http://schemas.microsoft.com/office/drawing/2016/ink" xmlns:am3d="http://schemas.microsoft.com/office/drawing/2017/model3d" xmlns:o="urn:schemas-microsoft-com:office:office" xmlns:oel="http://schemas.microsoft.com/office/2019/extlst" xmlns:r="http://schemas.openxmlformats.org/officeDocument/2006/relationships" xmlns:m="http://schemas.openxmlformats.org/officeDocument/2006/math" xmlns:v="urn:schemas-microsoft-com:vml" xmlns:wp14="http://schemas.microsoft.com/office/word/2010/wordprocessingDrawing" xmlns:wp="http://schemas.openxmlformats.org/drawingml/2006/wordprocessingDrawing" xmlns:w10="urn:schemas-microsoft-com:office:word" xmlns:w="http://schemas.openxmlformats.org/wordprocessingml/2006/main" xmlns:w14="http://schemas.microsoft.com/office/word/2010/wordml" xmlns:w15="http://schemas.microsoft.com/office/word/2012/wordml" xmlns:w16cex="http://schemas.microsoft.com/office/word/2018/wordml/cex" xmlns:w16cid="http://schemas.microsoft.com/office/word/2016/wordml/cid" xmlns:w16="http://schemas.microsoft.com/office/word/2018/wordml" xmlns:w16sdtdh="http://schemas.microsoft.com/office/word/2020/wordml/sdtdatahash" xmlns:w16se="http://schemas.microsoft.com/office/word/2015/wordml/symex" xmlns:wpg="http://schemas.microsoft.com/office/word/2010/wordprocessingGroup" xmlns:wpi="http://schemas.microsoft.com/office/word/2010/wordprocessingInk" xmlns:wne="http://schemas.microsoft.com/office/word/2006/wordml" xmlns:wps="http://schemas.microsoft.com/office/word/2010/wordprocessingShape" mc:Ignorable="w14 w15 w16se w16cid w16 w16cex w16sdtdh wp14">
+<w:hdr xmlns:wpc="http://schemas.microsoft.com/office/word/2010/wordprocessingCanvas" xmlns:cx="http://schemas.microsoft.com/office/drawing/2014/chartex" xmlns:cx1="http://schemas.microsoft.com/office/drawing/2015/9/8/chartex" xmlns:cx2="http://schemas.microsoft.com/office/drawing/2015/10/21/chartex" xmlns:cx3="http://schemas.microsoft.com/office/drawing/2016/5/9/chartex" xmlns:cx4="http://schemas.microsoft.com/office/drawing/2016/5/10/chartex" xmlns:cx5="http://schemas.microsoft.com/office/drawing/2016/5/11/chartex" xmlns:cx6="http://schemas.microsoft.com/office/drawing/2016/5/12/chartex" xmlns:cx7="http://schemas.microsoft.com/office/drawing/2016/5/13/chartex" xmlns:cx8="http://schemas.microsoft.com/office/drawing/2016/5/14/chartex" xmlns:mc="http://schemas.openxmlformats.org/markup-compatibility/2006" xmlns:aink="http://schemas.microsoft.com/office/drawing/2016/ink" xmlns:am3d="http://schemas.microsoft.com/office/drawing/2017/model3d" xmlns:o="urn:schemas-microsoft-com:office:office" xmlns:oel="http://schemas.microsoft.com/office/2019/extlst" xmlns:r="http://schemas.openxmlformats.org/officeDocument/2006/relationships" xmlns:m="http://schemas.openxmlformats.org/officeDocument/2006/math" xmlns:v="urn:schemas-microsoft-com:vml" xmlns:wp14="http://schemas.microsoft.com/office/word/2010/wordprocessingDrawing" xmlns:wp="http://schemas.openxmlformats.org/drawingml/2006/wordprocessingDrawing" xmlns:w10="urn:schemas-microsoft-com:office:word" xmlns:w="http://schemas.openxmlformats.org/wordprocessingml/2006/main" xmlns:w14="http://schemas.microsoft.com/office/word/2010/wordml" xmlns:w15="http://schemas.microsoft.com/office/word/2012/wordml" xmlns:w16cex="http://schemas.microsoft.com/office/word/2018/wordml/cex" xmlns:w16cid="http://schemas.microsoft.com/office/word/2016/wordml/cid" xmlns:w16="http://schemas.microsoft.com/office/word/2018/wordml" xmlns:w16du="http://schemas.microsoft.com/office/word/2023/wordml/word16du" xmlns:w16sdtdh="http://schemas.microsoft.com/office/word/2020/wordml/sdtdatahash" xmlns:w16sdtfl="http://schemas.microsoft.com/office/word/2024/wordml/sdtformatlock" xmlns:w16se="http://schemas.microsoft.com/office/word/2015/wordml/symex" xmlns:wpg="http://schemas.microsoft.com/office/word/2010/wordprocessingGroup" xmlns:wpi="http://schemas.microsoft.com/office/word/2010/wordprocessingInk" xmlns:wne="http://schemas.microsoft.com/office/word/2006/wordml" xmlns:wps="http://schemas.microsoft.com/office/word/2010/wordprocessingShape" mc:Ignorable="w14 w15 w16se w16cid w16 w16cex w16sdtdh w16sdtfl w16du wp14">
   <w:p>
     <w:pPr>
       <w:pStyle w:val="Header"/>
@@ -1434,7 +1430,7 @@
 </file>
 
 <file path=word/header3.xml><?xml version="1.0" encoding="utf-8"?>
-<w:hdr xmlns:wpc="http://schemas.microsoft.com/office/word/2010/wordprocessingCanvas" xmlns:cx="http://schemas.microsoft.com/office/drawing/2014/chartex" xmlns:cx1="http://schemas.microsoft.com/office/drawing/2015/9/8/chartex" xmlns:cx2="http://schemas.microsoft.com/office/drawing/2015/10/21/chartex" xmlns:cx3="http://schemas.microsoft.com/office/drawing/2016/5/9/chartex" xmlns:cx4="http://schemas.microsoft.com/office/drawing/2016/5/10/chartex" xmlns:cx5="http://schemas.microsoft.com/office/drawing/2016/5/11/chartex" xmlns:cx6="http://schemas.microsoft.com/office/drawing/2016/5/12/chartex" xmlns:cx7="http://schemas.microsoft.com/office/drawing/2016/5/13/chartex" xmlns:cx8="http://schemas.microsoft.com/office/drawing/2016/5/14/chartex" xmlns:mc="http://schemas.openxmlformats.org/markup-compatibility/2006" xmlns:aink="http://schemas.microsoft.com/office/drawing/2016/ink" xmlns:am3d="http://schemas.microsoft.com/office/drawing/2017/model3d" xmlns:o="urn:schemas-microsoft-com:office:office" xmlns:oel="http://schemas.microsoft.com/office/2019/extlst" xmlns:r="http://schemas.openxmlformats.org/officeDocument/2006/relationships" xmlns:m="http://schemas.openxmlformats.org/officeDocument/2006/math" xmlns:v="urn:schemas-microsoft-com:vml" xmlns:wp14="http://schemas.microsoft.com/office/word/2010/wordprocessingDrawing" xmlns:wp="http://schemas.openxmlformats.org/drawingml/2006/wordprocessingDrawing" xmlns:w10="urn:schemas-microsoft-com:office:word" xmlns:w="http://schemas.openxmlformats.org/wordprocessingml/2006/main" xmlns:w14="http://schemas.microsoft.com/office/word/2010/wordml" xmlns:w15="http://schemas.microsoft.com/office/word/2012/wordml" xmlns:w16cex="http://schemas.microsoft.com/office/word/2018/wordml/cex" xmlns:w16cid="http://schemas.microsoft.com/office/word/2016/wordml/cid" xmlns:w16="http://schemas.microsoft.com/office/word/2018/wordml" xmlns:w16sdtdh="http://schemas.microsoft.com/office/word/2020/wordml/sdtdatahash" xmlns:w16se="http://schemas.microsoft.com/office/word/2015/wordml/symex" xmlns:wpg="http://schemas.microsoft.com/office/word/2010/wordprocessingGroup" xmlns:wpi="http://schemas.microsoft.com/office/word/2010/wordprocessingInk" xmlns:wne="http://schemas.microsoft.com/office/word/2006/wordml" xmlns:wps="http://schemas.microsoft.com/office/word/2010/wordprocessingShape" mc:Ignorable="w14 w15 w16se w16cid w16 w16cex w16sdtdh wp14">
+<w:hdr xmlns:wpc="http://schemas.microsoft.com/office/word/2010/wordprocessingCanvas" xmlns:cx="http://schemas.microsoft.com/office/drawing/2014/chartex" xmlns:cx1="http://schemas.microsoft.com/office/drawing/2015/9/8/chartex" xmlns:cx2="http://schemas.microsoft.com/office/drawing/2015/10/21/chartex" xmlns:cx3="http://schemas.microsoft.com/office/drawing/2016/5/9/chartex" xmlns:cx4="http://schemas.microsoft.com/office/drawing/2016/5/10/chartex" xmlns:cx5="http://schemas.microsoft.com/office/drawing/2016/5/11/chartex" xmlns:cx6="http://schemas.microsoft.com/office/drawing/2016/5/12/chartex" xmlns:cx7="http://schemas.microsoft.com/office/drawing/2016/5/13/chartex" xmlns:cx8="http://schemas.microsoft.com/office/drawing/2016/5/14/chartex" xmlns:mc="http://schemas.openxmlformats.org/markup-compatibility/2006" xmlns:aink="http://schemas.microsoft.com/office/drawing/2016/ink" xmlns:am3d="http://schemas.microsoft.com/office/drawing/2017/model3d" xmlns:o="urn:schemas-microsoft-com:office:office" xmlns:oel="http://schemas.microsoft.com/office/2019/extlst" xmlns:r="http://schemas.openxmlformats.org/officeDocument/2006/relationships" xmlns:m="http://schemas.openxmlformats.org/officeDocument/2006/math" xmlns:v="urn:schemas-microsoft-com:vml" xmlns:wp14="http://schemas.microsoft.com/office/word/2010/wordprocessingDrawing" xmlns:wp="http://schemas.openxmlformats.org/drawingml/2006/wordprocessingDrawing" xmlns:w10="urn:schemas-microsoft-com:office:word" xmlns:w="http://schemas.openxmlformats.org/wordprocessingml/2006/main" xmlns:w14="http://schemas.microsoft.com/office/word/2010/wordml" xmlns:w15="http://schemas.microsoft.com/office/word/2012/wordml" xmlns:w16cex="http://schemas.microsoft.com/office/word/2018/wordml/cex" xmlns:w16cid="http://schemas.microsoft.com/office/word/2016/wordml/cid" xmlns:w16="http://schemas.microsoft.com/office/word/2018/wordml" xmlns:w16du="http://schemas.microsoft.com/office/word/2023/wordml/word16du" xmlns:w16sdtdh="http://schemas.microsoft.com/office/word/2020/wordml/sdtdatahash" xmlns:w16sdtfl="http://schemas.microsoft.com/office/word/2024/wordml/sdtformatlock" xmlns:w16se="http://schemas.microsoft.com/office/word/2015/wordml/symex" xmlns:wpg="http://schemas.microsoft.com/office/word/2010/wordprocessingGroup" xmlns:wpi="http://schemas.microsoft.com/office/word/2010/wordprocessingInk" xmlns:wne="http://schemas.microsoft.com/office/word/2006/wordml" xmlns:wps="http://schemas.microsoft.com/office/word/2010/wordprocessingShape" mc:Ignorable="w14 w15 w16se w16cid w16 w16cex w16sdtdh w16sdtfl w16du wp14">
   <w:p>
     <w:pPr>
       <w:pStyle w:val="Header"/>
@@ -1444,7 +1440,7 @@
 </file>
 
 <file path=word/styles.xml><?xml version="1.0" encoding="utf-8"?>
-<w:styles xmlns:mc="http://schemas.openxmlformats.org/markup-compatibility/2006" xmlns:r="http://schemas.openxmlformats.org/officeDocument/2006/relationships" xmlns:w="http://schemas.openxmlformats.org/wordprocessingml/2006/main" xmlns:w14="http://schemas.microsoft.com/office/word/2010/wordml" xmlns:w15="http://schemas.microsoft.com/office/word/2012/wordml" xmlns:w16cex="http://schemas.microsoft.com/office/word/2018/wordml/cex" xmlns:w16cid="http://schemas.microsoft.com/office/word/2016/wordml/cid" xmlns:w16="http://schemas.microsoft.com/office/word/2018/wordml" xmlns:w16sdtdh="http://schemas.microsoft.com/office/word/2020/wordml/sdtdatahash" xmlns:w16se="http://schemas.microsoft.com/office/word/2015/wordml/symex" mc:Ignorable="w14 w15 w16se w16cid w16 w16cex w16sdtdh">
+<w:styles xmlns:mc="http://schemas.openxmlformats.org/markup-compatibility/2006" xmlns:r="http://schemas.openxmlformats.org/officeDocument/2006/relationships" xmlns:w="http://schemas.openxmlformats.org/wordprocessingml/2006/main" xmlns:w14="http://schemas.microsoft.com/office/word/2010/wordml" xmlns:w15="http://schemas.microsoft.com/office/word/2012/wordml" xmlns:w16cex="http://schemas.microsoft.com/office/word/2018/wordml/cex" xmlns:w16cid="http://schemas.microsoft.com/office/word/2016/wordml/cid" xmlns:w16="http://schemas.microsoft.com/office/word/2018/wordml" xmlns:w16du="http://schemas.microsoft.com/office/word/2023/wordml/word16du" xmlns:w16sdtdh="http://schemas.microsoft.com/office/word/2020/wordml/sdtdatahash" xmlns:w16sdtfl="http://schemas.microsoft.com/office/word/2024/wordml/sdtformatlock" xmlns:w16se="http://schemas.microsoft.com/office/word/2015/wordml/symex" mc:Ignorable="w14 w15 w16se w16cid w16 w16cex w16sdtdh w16sdtfl w16du">
   <w:docDefaults>
     <w:rPrDefault>
       <w:rPr>
@@ -1554,6 +1550,7 @@
     <w:lsdException w:name="HTML Sample" w:semiHidden="1" w:unhideWhenUsed="1"/>
     <w:lsdException w:name="HTML Typewriter" w:semiHidden="1" w:unhideWhenUsed="1"/>
     <w:lsdException w:name="HTML Variable" w:semiHidden="1" w:unhideWhenUsed="1"/>
+    <w:lsdException w:name="Normal Table" w:semiHidden="1" w:unhideWhenUsed="1"/>
     <w:lsdException w:name="annotation subject" w:semiHidden="1" w:unhideWhenUsed="1"/>
     <w:lsdException w:name="No List" w:semiHidden="1" w:unhideWhenUsed="1"/>
     <w:lsdException w:name="Outline List 1" w:semiHidden="1" w:unhideWhenUsed="1"/>
@@ -1596,8 +1593,11 @@
     <w:lsdException w:name="Table Contemporary" w:semiHidden="1" w:unhideWhenUsed="1"/>
     <w:lsdException w:name="Table Elegant" w:semiHidden="1" w:unhideWhenUsed="1"/>
     <w:lsdException w:name="Table Professional" w:semiHidden="1" w:unhideWhenUsed="1"/>
+    <w:lsdException w:name="Table Subtle 1" w:semiHidden="1" w:unhideWhenUsed="1"/>
     <w:lsdException w:name="Table Subtle 2" w:semiHidden="1" w:unhideWhenUsed="1"/>
     <w:lsdException w:name="Table Web 1" w:semiHidden="1" w:unhideWhenUsed="1"/>
+    <w:lsdException w:name="Table Web 2" w:semiHidden="1" w:unhideWhenUsed="1"/>
+    <w:lsdException w:name="Table Web 3" w:semiHidden="1" w:unhideWhenUsed="1"/>
     <w:lsdException w:name="Balloon Text" w:semiHidden="1" w:unhideWhenUsed="1"/>
     <w:lsdException w:name="Table Theme" w:semiHidden="1" w:unhideWhenUsed="1"/>
     <w:lsdException w:name="Placeholder Text" w:semiHidden="1" w:uiPriority="99"/>
